--- a/deliverables/THOX_Video_Script.docx
+++ b/deliverables/THOX_Video_Script.docx
@@ -431,7 +431,7 @@
                 <w:sz w:val="20"/>
                 <w:szCs w:val="20"/>
               </w:rPr>
-              <w:t>Your AI, on silicon you own.</w:t>
+              <w:t>Your AI. Your Data. Your Rules.</w:t>
             </w:r>
           </w:p>
         </w:tc>
@@ -4472,7 +4472,7 @@
                 <w:sz w:val="20"/>
                 <w:szCs w:val="20"/>
               </w:rPr>
-              <w:t>Plain dark card. THOX.ai wordmark in Inter Bold, emerald accent dot. Below: "Your AI, on silicon you own." Final fade.</w:t>
+              <w:t>Plain dark card. THOX.ai wordmark in Inter Bold, emerald accent dot. Below: "Your AI. Your Data. Your Rules." Final fade.</w:t>
             </w:r>
           </w:p>
         </w:tc>
@@ -4537,7 +4537,7 @@
                 <w:sz w:val="20"/>
                 <w:szCs w:val="20"/>
               </w:rPr>
-              <w:t>“THOX.ai. Your AI, on silicon you own.”</w:t>
+              <w:t>“THOX.ai. Your AI. Your Data. Your Rules.”</w:t>
             </w:r>
           </w:p>
         </w:tc>
@@ -4603,7 +4603,7 @@
                 <w:sz w:val="20"/>
                 <w:szCs w:val="20"/>
               </w:rPr>
-              <w:t>THOX.ai Your AI, on silicon you own.</w:t>
+              <w:t>THOX.ai Your AI. Your Data. Your Rules.</w:t>
             </w:r>
           </w:p>
         </w:tc>
@@ -4669,7 +4669,7 @@
                 <w:sz w:val="20"/>
                 <w:szCs w:val="20"/>
               </w:rPr>
-              <w:t>Dark slate (#0a0e14) full-screen card. Center: the text THOX.ai in Inter Bold, 96pt, white, with a single emerald (#10b981) circular pip after the period. Below it in 36pt Inter Regular, slate (#94a3b8): "Your AI, on silicon you own." Hold for 4 seconds. Subtle vignette. No motion. 24 fps. Final fade to black.</w:t>
+              <w:t>Dark slate (#0a0e14) full-screen card. Center: the text THOX.ai in Inter Bold, 96pt, white, with a single emerald (#10b981) circular pip after the period. Below it in 36pt Inter Regular, slate (#94a3b8): "Your AI. Your Data. Your Rules." Hold for 4 seconds. Subtle vignette. No motion. 24 fps. Final fade to black.</w:t>
             </w:r>
           </w:p>
         </w:tc>
@@ -4849,7 +4849,7 @@
           <w:sz w:val="20"/>
           <w:szCs w:val="20"/>
         </w:rPr>
-        <w:t>THOX.ai - Your AI, on silicon you own.</w:t>
+        <w:t>THOX.ai - Your AI. Your Data. Your Rules.</w:t>
       </w:r>
     </w:p>
     <w:sectPr>
